--- a/data/ai_paras/AI_para_20.docx
+++ b/data/ai_paras/AI_para_20.docx
@@ -4,7 +4,7 @@
   <w:body>
     <w:p>
       <w:r>
-        <w:t>Additionally, the Affordable Care Act introduced cost-reduction strategies aimed at transforming the healthcare payment model through the promotion of value-based care and the establishment of health insurance exchanges. Value-based care shifts the focus from quantity to quality, incentivizing providers to improve patient outcomes while reducing unnecessary procedures and hospital readmissions, which directly contributes to cost savings (Ref-u486032). Furthermore, the creation of health insurance exchanges under the ACA played a crucial role in stimulating competition among insurers, thereby driving down premiums and increasing affordability. These exchanges offered a marketplace where consumers could compare and purchase insurance plans, benefiting from subsidies that reduced financial burdens, as evidenced by significant reductions in consumer bankruptcies and delinquent debts (Ref-u486032). Collectively, these strategies not only sought to make healthcare more affordable but also aimed to enhance the financial stability of individuals by mitigating the risk of medical debt.</w:t>
+        <w:t>Furthermore, the Affordable Care Act's strategy to increase insurance coverage prominently featured the individual mandate and Medicaid expansion. The individual mandate required most Americans to obtain health insurance or face a tax penalty, a provision designed to broaden the insurance pool and reduce overall costs by including healthier individuals. This mandate was instrumental in achieving a reduction in the number of uninsured individuals across the nation (Ref-u748218). Complementing this, the expansion of Medicaid allowed states to extend coverage to a larger segment of their low-income population, thus further decreasing uninsured rates. Studies have shown that states opting for Medicaid expansion experienced a more significant reduction in uninsured patients, alongside increased rates of early-stage cancer diagnosis, underscoring the positive impact of this provision on healthcare access (Ref-u748218).</w:t>
       </w:r>
     </w:p>
     <w:sectPr>
